--- a/MAU BB TO TUNG/BAN ĐẦU/2.1. Lý lịch bị can.docx
+++ b/MAU BB TO TUNG/BAN ĐẦU/2.1. Lý lịch bị can.docx
@@ -663,6 +663,12 @@
       </w:pPr>
       <w:r>
         <w:t>Sinh {doituong1_ngay_sinh}</w:t>
+      </w:r>
+      <w:r>
+        <w:tab/>
+      </w:r>
+      <w:r>
+        <w:tab/>
       </w:r>
       <w:r>
         <w:tab/>
